--- a/assets/charles-yuen-resume-2026.docx
+++ b/assets/charles-yuen-resume-2026.docx
@@ -78,19 +78,19 @@
               </w:rPr>
               <w:drawing>
                 <wp:inline distB="114300" distT="114300" distL="114300" distR="114300">
-                  <wp:extent cx="1228599" cy="1078770"/>
+                  <wp:extent cx="1109663" cy="1141595"/>
                   <wp:effectExtent b="0" l="0" r="0" t="0"/>
-                  <wp:docPr id="1" name="image1.png"/>
+                  <wp:docPr id="1" name="image1.jpg"/>
                   <a:graphic>
                     <a:graphicData uri="http://schemas.openxmlformats.org/drawingml/2006/picture">
                       <pic:pic>
                         <pic:nvPicPr>
-                          <pic:cNvPr id="0" name="image1.png"/>
+                          <pic:cNvPr id="0" name="image1.jpg"/>
                           <pic:cNvPicPr preferRelativeResize="0"/>
                         </pic:nvPicPr>
                         <pic:blipFill>
                           <a:blip r:embed="rId6"/>
-                          <a:srcRect b="38612" l="0" r="0" t="2821"/>
+                          <a:srcRect b="0" l="0" r="0" t="0"/>
                           <a:stretch>
                             <a:fillRect/>
                           </a:stretch>
@@ -98,7 +98,7 @@
                         <pic:spPr>
                           <a:xfrm>
                             <a:off x="0" y="0"/>
-                            <a:ext cx="1228599" cy="1078770"/>
+                            <a:ext cx="1109663" cy="1141595"/>
                           </a:xfrm>
                           <a:prstGeom prst="rect"/>
                           <a:ln/>

--- a/assets/charles-yuen-resume-2026.docx
+++ b/assets/charles-yuen-resume-2026.docx
@@ -1025,7 +1025,7 @@
         <w:br w:type="textWrapping"/>
         <w:t xml:space="preserve">• English (Fluent)</w:t>
         <w:br w:type="textWrapping"/>
-        <w:t xml:space="preserve">• Mandarin (Conversational)</w:t>
+        <w:t xml:space="preserve">• Mandarin (Work)</w:t>
       </w:r>
     </w:p>
     <w:p>

--- a/assets/charles-yuen-resume-2026.docx
+++ b/assets/charles-yuen-resume-2026.docx
@@ -1025,7 +1025,7 @@
         <w:br w:type="textWrapping"/>
         <w:t xml:space="preserve">• English (Fluent)</w:t>
         <w:br w:type="textWrapping"/>
-        <w:t xml:space="preserve">• Mandarin (Work)</w:t>
+        <w:t xml:space="preserve">• Mandarin (Fluent)</w:t>
       </w:r>
     </w:p>
     <w:p>

--- a/assets/charles-yuen-resume-2026.docx
+++ b/assets/charles-yuen-resume-2026.docx
@@ -80,7 +80,7 @@
                 <wp:inline distB="114300" distT="114300" distL="114300" distR="114300">
                   <wp:extent cx="1109663" cy="1141595"/>
                   <wp:effectExtent b="0" l="0" r="0" t="0"/>
-                  <wp:docPr id="1" name="image1.jpg"/>
+                  <wp:docPr id="2" name="image1.jpg"/>
                   <a:graphic>
                     <a:graphicData uri="http://schemas.openxmlformats.org/drawingml/2006/picture">
                       <pic:pic>
@@ -89,7 +89,7 @@
                           <pic:cNvPicPr preferRelativeResize="0"/>
                         </pic:nvPicPr>
                         <pic:blipFill>
-                          <a:blip r:embed="rId6"/>
+                          <a:blip r:embed="rId7"/>
                           <a:srcRect b="0" l="0" r="0" t="0"/>
                           <a:stretch>
                             <a:fillRect/>
@@ -137,7 +137,6 @@
             <w:pPr>
               <w:keepNext w:val="0"/>
               <w:keepLines w:val="0"/>
-              <w:pageBreakBefore w:val="0"/>
               <w:widowControl w:val="0"/>
               <w:pBdr>
                 <w:top w:space="0" w:sz="0" w:val="nil"/>
@@ -174,7 +173,6 @@
             <w:pPr>
               <w:keepNext w:val="0"/>
               <w:keepLines w:val="0"/>
-              <w:pageBreakBefore w:val="0"/>
               <w:widowControl w:val="0"/>
               <w:pBdr>
                 <w:top w:space="0" w:sz="0" w:val="nil"/>
@@ -207,7 +205,6 @@
             <w:pPr>
               <w:keepNext w:val="0"/>
               <w:keepLines w:val="0"/>
-              <w:pageBreakBefore w:val="0"/>
               <w:widowControl w:val="0"/>
               <w:pBdr>
                 <w:top w:space="0" w:sz="0" w:val="nil"/>
@@ -235,59 +232,11 @@
               </w:rPr>
               <w:t xml:space="preserve">Married</w:t>
             </w:r>
-            <w:r>
-              <w:rPr>
-                <w:rtl w:val="0"/>
-              </w:rPr>
-            </w:r>
           </w:p>
           <w:p>
             <w:pPr>
               <w:keepNext w:val="0"/>
               <w:keepLines w:val="0"/>
-              <w:pageBreakBefore w:val="0"/>
-              <w:widowControl w:val="0"/>
-              <w:pBdr>
-                <w:top w:space="0" w:sz="0" w:val="nil"/>
-                <w:left w:space="0" w:sz="0" w:val="nil"/>
-                <w:bottom w:space="0" w:sz="0" w:val="nil"/>
-                <w:right w:space="0" w:sz="0" w:val="nil"/>
-                <w:between w:space="0" w:sz="0" w:val="nil"/>
-              </w:pBdr>
-              <w:shd w:fill="auto" w:val="clear"/>
-              <w:spacing w:after="0" w:before="0" w:line="240" w:lineRule="auto"/>
-              <w:ind w:left="0" w:right="0" w:firstLine="0"/>
-              <w:jc w:val="left"/>
-              <w:rPr>
-                <w:rFonts w:ascii="Roboto" w:cs="Roboto" w:eastAsia="Roboto" w:hAnsi="Roboto"/>
-                <w:sz w:val="28"/>
-                <w:szCs w:val="28"/>
-              </w:rPr>
-            </w:pPr>
-            <w:hyperlink r:id="rId7">
-              <w:r>
-                <w:rPr>
-                  <w:rFonts w:ascii="Roboto" w:cs="Roboto" w:eastAsia="Roboto" w:hAnsi="Roboto"/>
-                  <w:color w:val="1155cc"/>
-                  <w:sz w:val="28"/>
-                  <w:szCs w:val="28"/>
-                  <w:u w:val="single"/>
-                  <w:rtl w:val="0"/>
-                </w:rPr>
-                <w:t xml:space="preserve">Portfolio</w:t>
-              </w:r>
-            </w:hyperlink>
-            <w:r>
-              <w:rPr>
-                <w:rtl w:val="0"/>
-              </w:rPr>
-            </w:r>
-          </w:p>
-          <w:p>
-            <w:pPr>
-              <w:keepNext w:val="0"/>
-              <w:keepLines w:val="0"/>
-              <w:pageBreakBefore w:val="0"/>
               <w:widowControl w:val="0"/>
               <w:pBdr>
                 <w:top w:space="0" w:sz="0" w:val="nil"/>
@@ -316,6 +265,47 @@
                   <w:u w:val="single"/>
                   <w:rtl w:val="0"/>
                 </w:rPr>
+                <w:t xml:space="preserve">Portfolio</w:t>
+              </w:r>
+            </w:hyperlink>
+            <w:r>
+              <w:rPr>
+                <w:rtl w:val="0"/>
+              </w:rPr>
+            </w:r>
+          </w:p>
+          <w:p>
+            <w:pPr>
+              <w:keepNext w:val="0"/>
+              <w:keepLines w:val="0"/>
+              <w:widowControl w:val="0"/>
+              <w:pBdr>
+                <w:top w:space="0" w:sz="0" w:val="nil"/>
+                <w:left w:space="0" w:sz="0" w:val="nil"/>
+                <w:bottom w:space="0" w:sz="0" w:val="nil"/>
+                <w:right w:space="0" w:sz="0" w:val="nil"/>
+                <w:between w:space="0" w:sz="0" w:val="nil"/>
+              </w:pBdr>
+              <w:shd w:fill="auto" w:val="clear"/>
+              <w:spacing w:after="0" w:before="0" w:line="240" w:lineRule="auto"/>
+              <w:ind w:left="0" w:right="0" w:firstLine="0"/>
+              <w:jc w:val="left"/>
+              <w:rPr>
+                <w:rFonts w:ascii="Roboto" w:cs="Roboto" w:eastAsia="Roboto" w:hAnsi="Roboto"/>
+                <w:sz w:val="28"/>
+                <w:szCs w:val="28"/>
+              </w:rPr>
+            </w:pPr>
+            <w:hyperlink r:id="rId9">
+              <w:r>
+                <w:rPr>
+                  <w:rFonts w:ascii="Roboto" w:cs="Roboto" w:eastAsia="Roboto" w:hAnsi="Roboto"/>
+                  <w:color w:val="1155cc"/>
+                  <w:sz w:val="28"/>
+                  <w:szCs w:val="28"/>
+                  <w:u w:val="single"/>
+                  <w:rtl w:val="0"/>
+                </w:rPr>
                 <w:t xml:space="preserve">Linkedin</w:t>
               </w:r>
             </w:hyperlink>
@@ -329,7 +319,6 @@
             <w:pPr>
               <w:keepNext w:val="0"/>
               <w:keepLines w:val="0"/>
-              <w:pageBreakBefore w:val="0"/>
               <w:widowControl w:val="0"/>
               <w:pBdr>
                 <w:top w:space="0" w:sz="0" w:val="nil"/>
@@ -374,7 +363,6 @@
             <w:pPr>
               <w:keepNext w:val="0"/>
               <w:keepLines w:val="0"/>
-              <w:pageBreakBefore w:val="0"/>
               <w:widowControl w:val="0"/>
               <w:pBdr>
                 <w:top w:space="0" w:sz="0" w:val="nil"/>
@@ -419,7 +407,7 @@
           <w:rFonts w:ascii="Roboto" w:cs="Roboto" w:eastAsia="Roboto" w:hAnsi="Roboto"/>
         </w:rPr>
       </w:pPr>
-      <w:bookmarkStart w:colFirst="0" w:colLast="0" w:name="_n7d182jvemok" w:id="0"/>
+      <w:bookmarkStart w:colFirst="0" w:colLast="0" w:name="_heading=h.8csr59iezgpq" w:id="0"/>
       <w:bookmarkEnd w:id="0"/>
       <w:r>
         <w:rPr>
@@ -445,7 +433,7 @@
           <w:rFonts w:ascii="Roboto" w:cs="Roboto" w:eastAsia="Roboto" w:hAnsi="Roboto"/>
           <w:rtl w:val="0"/>
         </w:rPr>
-        <w:t xml:space="preserve">Lead UX Designer with 20+ years of experience across Fintech, Enterprise, CRM, E-commerce, Automotive, and Digital Marketing products. Experienced in UX Strategy, User Research, Interaction Design, Stakeholder Management, and Digital Delivery, with a multidisciplinary background spanning UX, Creative Technology, Motion Graphics, 3D Visualisation, and Product Development. Proven track record of delivering user-centred solutions that align business objectives, user needs, and technical constraints.</w:t>
+        <w:t xml:space="preserve">Lead UX Designer with 20+ years of experience across Fintech, Enterprise, CRM, E-commerce, Automotive, and Digital Marketing products. Experienced in UX Strategy, User Research, Interaction Design, Design Systems, Stakeholder Management, and Digital Delivery. Multidisciplinary background in Creative Technology, Motion Graphics, 3D Visualisation, and Product Development, with hands-on use of AI-assisted design and development workflows. Focused on delivering user-centred solutions that balance business objectives, user needs, and technical constraints.</w:t>
       </w:r>
     </w:p>
     <w:p>
@@ -455,8 +443,6 @@
           <w:rFonts w:ascii="Roboto" w:cs="Roboto" w:eastAsia="Roboto" w:hAnsi="Roboto"/>
         </w:rPr>
       </w:pPr>
-      <w:bookmarkStart w:colFirst="0" w:colLast="0" w:name="_n7d182jvemok" w:id="0"/>
-      <w:bookmarkEnd w:id="0"/>
       <w:r>
         <w:rPr>
           <w:rtl w:val="0"/>
@@ -504,6 +490,8 @@
         <w:t xml:space="preserve">• Design-to-Development Collaboration</w:t>
         <w:br w:type="textWrapping"/>
         <w:t xml:space="preserve">• Technical Feasibility Assessment</w:t>
+        <w:br w:type="textWrapping"/>
+        <w:t xml:space="preserve">• AI-Assisted Design &amp; Development</w:t>
       </w:r>
     </w:p>
     <w:p>
@@ -511,8 +499,6 @@
         <w:pStyle w:val="Heading3"/>
         <w:rPr/>
       </w:pPr>
-      <w:bookmarkStart w:colFirst="0" w:colLast="0" w:name="_n7d182jvemok" w:id="0"/>
-      <w:bookmarkEnd w:id="0"/>
       <w:r>
         <w:rPr>
           <w:rtl w:val="0"/>
@@ -659,15 +645,15 @@
           <w:bCs w:val="1"/>
           <w:rtl w:val="0"/>
         </w:rPr>
-        <w:t xml:space="preserve">AI-Assisted Design &amp; Research</w:t>
-      </w:r>
-      <w:r>
-        <w:rPr>
-          <w:rFonts w:ascii="Roboto" w:cs="Roboto" w:eastAsia="Roboto" w:hAnsi="Roboto"/>
-          <w:rtl w:val="0"/>
-        </w:rPr>
-        <w:br w:type="textWrapping"/>
-        <w:t xml:space="preserve">ChatGPT, DeepSeek, Perplexity, Midjourney, Stable Diffusion, Sora, Nano Banana, Hailuo, Grok</w:t>
+        <w:t xml:space="preserve">AI-Assisted Design &amp; Development</w:t>
+      </w:r>
+      <w:r>
+        <w:rPr>
+          <w:rFonts w:ascii="Roboto" w:cs="Roboto" w:eastAsia="Roboto" w:hAnsi="Roboto"/>
+          <w:rtl w:val="0"/>
+        </w:rPr>
+        <w:br w:type="textWrapping"/>
+        <w:t xml:space="preserve">ChatGPT, Codex, Prompt Engineering, AI-Assisted Development (Vibe Coding), DeepSeek, Perplexity, Midjourney, Stable Diffusion, Sora, Nano Banana, Hailuo, Grok, Higgsfield. AI-assisted prototyping and iterative product development, including QCW, a desktop application project.</w:t>
       </w:r>
     </w:p>
     <w:p>
@@ -679,7 +665,7 @@
           <w:bCs w:val="1"/>
         </w:rPr>
       </w:pPr>
-      <w:bookmarkStart w:colFirst="0" w:colLast="0" w:name="_e1zdaziv49hs" w:id="1"/>
+      <w:bookmarkStart w:colFirst="0" w:colLast="0" w:name="_heading=h.uelsdbstfkto" w:id="1"/>
       <w:bookmarkEnd w:id="1"/>
       <w:r>
         <w:rPr>
@@ -833,7 +819,7 @@
           <w:rFonts w:ascii="Roboto" w:cs="Roboto" w:eastAsia="Roboto" w:hAnsi="Roboto"/>
         </w:rPr>
       </w:pPr>
-      <w:bookmarkStart w:colFirst="0" w:colLast="0" w:name="_ojjrosvfkzru" w:id="2"/>
+      <w:bookmarkStart w:colFirst="0" w:colLast="0" w:name="_heading=h.cbhpq916hw82" w:id="2"/>
       <w:bookmarkEnd w:id="2"/>
       <w:r>
         <w:rPr>
@@ -910,7 +896,7 @@
         <w:pStyle w:val="Heading3"/>
         <w:rPr/>
       </w:pPr>
-      <w:bookmarkStart w:colFirst="0" w:colLast="0" w:name="_to067sevgoh3" w:id="3"/>
+      <w:bookmarkStart w:colFirst="0" w:colLast="0" w:name="_heading=h.nolqg9yd1s4u" w:id="3"/>
       <w:bookmarkEnd w:id="3"/>
       <w:r>
         <w:rPr>
@@ -992,7 +978,7 @@
         <w:pStyle w:val="Heading3"/>
         <w:rPr/>
       </w:pPr>
-      <w:bookmarkStart w:colFirst="0" w:colLast="0" w:name="_7of7azicabet" w:id="4"/>
+      <w:bookmarkStart w:colFirst="0" w:colLast="0" w:name="_heading=h.dcep9yejdjvp" w:id="4"/>
       <w:bookmarkEnd w:id="4"/>
       <w:r>
         <w:rPr>
@@ -1092,7 +1078,7 @@
       </w:r>
     </w:p>
     <w:sectPr>
-      <w:footerReference r:id="rId9" w:type="default"/>
+      <w:footerReference r:id="rId10" w:type="default"/>
       <w:pgSz w:h="15840" w:w="12240" w:orient="portrait"/>
       <w:pgMar w:bottom="1440" w:top="1440" w:left="1440" w:right="1440" w:header="720" w:footer="720"/>
       <w:pgNumType w:start="1"/>
@@ -1291,6 +1277,27 @@
       <w:sz w:val="52"/>
       <w:szCs w:val="52"/>
     </w:rPr>
+  </w:style>
+  <w:style w:type="table" w:styleId="TableNormal" w:default="1">
+    <w:name w:val="TableNormal"/>
+    <w:tblPr>
+      <w:tblCellMar>
+        <w:top w:w="100.0" w:type="dxa"/>
+        <w:left w:w="100.0" w:type="dxa"/>
+        <w:bottom w:w="100.0" w:type="dxa"/>
+        <w:right w:w="100.0" w:type="dxa"/>
+      </w:tblCellMar>
+    </w:tblPr>
+  </w:style>
+  <w:style w:type="paragraph" w:styleId="Normal" w:default="1">
+    <w:name w:val="normal"/>
+  </w:style>
+  <w:style w:type="table" w:styleId="Table1">
+    <w:basedOn w:val="TableNormal"/>
+    <w:tblPr>
+      <w:tblStyleRowBandSize w:val="1"/>
+      <w:tblStyleColBandSize w:val="1"/>
+    </w:tblPr>
   </w:style>
   <w:style w:type="paragraph" w:styleId="Subtitle">
     <w:name w:val="Subtitle"/>
@@ -1639,4 +1646,19 @@
   </a:objectDefaults>
   <a:extraClrSchemeLst/>
 </a:theme>
+</file>
+
+<file path=customXML/item1.xml><?xml version="1.0" encoding="utf-8"?>
+<go:gDocsCustomXmlDataStorage xmlns:go="http://customooxmlschemas.google.com/" xmlns:r="http://schemas.openxmlformats.org/officeDocument/2006/relationships" uri="GoogleDocsCustomDataVersion2">
+  <go:docsCustomData xmlns:go="http://customooxmlschemas.google.com/" roundtripDataSignature="AMtx7mjMvQI+nbBL1c8Btfnlpnzc6LKX6g==">CgMxLjAyDmguOGNzcjU5aWV6Z3BxMg5oLnVlbHNkYnN0Zmt0bzIOaC5jYmhwcTkxNmh3ODIyDmgubm9scWc5eWQxczR1Mg5oLmRjZXA5eWVqZGp2cDgAciExeDNhLVVGVllnUC1JbENaMS1vMFFyTnp3RzhUU21hbkw=</go:docsCustomData>
+</go:gDocsCustomXmlDataStorage>
+</file>
+
+<file path=customXML/itemProps1.xml><?xml version="1.0" encoding="utf-8"?>
+<ds:datastoreItem xmlns:ds="http://schemas.openxmlformats.org/officeDocument/2006/customXml" ds:itemID="{11111111-1234-1234-1234-123412341234}">
+  <ds:schemaRefs>
+    <ds:schemaRef ds:uri="http://schemas.openxmlformats.org/officeDocument/2006/relationships"/>
+    <ds:schemaRef ds:uri="http://customooxmlschemas.google.com/"/>
+  </ds:schemaRefs>
+</ds:datastoreItem>
 </file>